--- a/public/downloads/process-briefs/hrc-prose-brief.docx
+++ b/public/downloads/process-briefs/hrc-prose-brief.docx
@@ -93,7 +93,7 @@
           <w:i w:val="0"/>
           <w:sz w:val="22"/>
         </w:rPr>
-        <w:t>27 August 2026</w:t>
+        <w:t>28 August 2026</w:t>
       </w:r>
     </w:p>
     <w:p>
@@ -223,6 +223,46 @@
       </w:r>
     </w:p>
     <w:p>
+      <w:hyperlink r:id="rId9">
+        <w:r>
+          <w:rPr>
+            <w:rFonts w:ascii="Times New Roman" w:hAnsi="Times New Roman" w:eastAsia="Times New Roman"/>
+            <w:sz w:val="22"/>
+            <w:color w:val="0563C1"/>
+            <w:u w:val="single"/>
+          </w:rPr>
+          <w:t>OHCHR calls for input</w:t>
+        </w:r>
+      </w:hyperlink>
+      <w:r>
+        <w:rPr>
+          <w:rFonts w:ascii="Times New Roman" w:hAnsi="Times New Roman" w:eastAsia="Times New Roman"/>
+          <w:b/>
+          <w:i w:val="0"/>
+          <w:sz w:val="22"/>
+        </w:rPr>
+        <w:t xml:space="preserve"> — Rolling deadlines · mechanism-specific</w:t>
+      </w:r>
+      <w:r>
+        <w:rPr>
+          <w:rFonts w:ascii="Times New Roman" w:hAnsi="Times New Roman" w:eastAsia="Times New Roman"/>
+          <w:b w:val="0"/>
+          <w:i w:val="0"/>
+          <w:sz w:val="22"/>
+        </w:rPr>
+        <w:t>. Special Procedures and other mechanisms publish calls that identify the report, questions, eligible contributors and deadline. This is a separate written-input route, not participation through a national delegation; eligibility and confidentiality must be checked in each call.</w:t>
+      </w:r>
+      <w:r>
+        <w:rPr>
+          <w:rFonts w:ascii="Times New Roman" w:hAnsi="Times New Roman" w:eastAsia="Times New Roman"/>
+          <w:b w:val="0"/>
+          <w:i/>
+          <w:sz w:val="22"/>
+        </w:rPr>
+        <w:t xml:space="preserve"> Status: Official rolling directory.</w:t>
+      </w:r>
+    </w:p>
+    <w:p>
       <w:r>
         <w:rPr>
           <w:rFonts w:ascii="Times New Roman" w:hAnsi="Times New Roman" w:eastAsia="Times New Roman"/>
@@ -268,7 +308,7 @@
         </w:rPr>
         <w:t xml:space="preserve"> </w:t>
       </w:r>
-      <w:hyperlink r:id="rId9">
+      <w:hyperlink r:id="rId10">
         <w:r>
           <w:rPr>
             <w:rFonts w:ascii="Times New Roman" w:hAnsi="Times New Roman" w:eastAsia="Times New Roman"/>
@@ -297,7 +337,7 @@
         </w:rPr>
         <w:t xml:space="preserve"> </w:t>
       </w:r>
-      <w:hyperlink r:id="rId10">
+      <w:hyperlink r:id="rId11">
         <w:r>
           <w:rPr>
             <w:rFonts w:ascii="Times New Roman" w:hAnsi="Times New Roman" w:eastAsia="Times New Roman"/>
@@ -364,7 +404,7 @@
         </w:rPr>
         <w:t xml:space="preserve"> </w:t>
       </w:r>
-      <w:hyperlink r:id="rId11">
+      <w:hyperlink r:id="rId12">
         <w:r>
           <w:rPr>
             <w:rFonts w:ascii="Times New Roman" w:hAnsi="Times New Roman" w:eastAsia="Times New Roman"/>
@@ -393,7 +433,7 @@
         </w:rPr>
         <w:t xml:space="preserve"> </w:t>
       </w:r>
-      <w:hyperlink r:id="rId12">
+      <w:hyperlink r:id="rId13">
         <w:r>
           <w:rPr>
             <w:rFonts w:ascii="Times New Roman" w:hAnsi="Times New Roman" w:eastAsia="Times New Roman"/>
@@ -460,7 +500,7 @@
         </w:rPr>
         <w:t xml:space="preserve"> </w:t>
       </w:r>
-      <w:hyperlink r:id="rId12">
+      <w:hyperlink r:id="rId13">
         <w:r>
           <w:rPr>
             <w:rFonts w:ascii="Times New Roman" w:hAnsi="Times New Roman" w:eastAsia="Times New Roman"/>
@@ -489,7 +529,7 @@
         </w:rPr>
         <w:t xml:space="preserve"> </w:t>
       </w:r>
-      <w:hyperlink r:id="rId13">
+      <w:hyperlink r:id="rId14">
         <w:r>
           <w:rPr>
             <w:rFonts w:ascii="Times New Roman" w:hAnsi="Times New Roman" w:eastAsia="Times New Roman"/>
@@ -556,7 +596,7 @@
         </w:rPr>
         <w:t xml:space="preserve"> </w:t>
       </w:r>
-      <w:hyperlink r:id="rId13">
+      <w:hyperlink r:id="rId14">
         <w:r>
           <w:rPr>
             <w:rFonts w:ascii="Times New Roman" w:hAnsi="Times New Roman" w:eastAsia="Times New Roman"/>
@@ -585,7 +625,7 @@
         </w:rPr>
         <w:t xml:space="preserve"> </w:t>
       </w:r>
-      <w:hyperlink r:id="rId14">
+      <w:hyperlink r:id="rId15">
         <w:r>
           <w:rPr>
             <w:rFonts w:ascii="Times New Roman" w:hAnsi="Times New Roman" w:eastAsia="Times New Roman"/>
@@ -652,7 +692,7 @@
         </w:rPr>
         <w:t xml:space="preserve"> </w:t>
       </w:r>
-      <w:hyperlink r:id="rId15">
+      <w:hyperlink r:id="rId16">
         <w:r>
           <w:rPr>
             <w:rFonts w:ascii="Times New Roman" w:hAnsi="Times New Roman" w:eastAsia="Times New Roman"/>
@@ -681,7 +721,7 @@
         </w:rPr>
         <w:t xml:space="preserve"> </w:t>
       </w:r>
-      <w:hyperlink r:id="rId16">
+      <w:hyperlink r:id="rId17">
         <w:r>
           <w:rPr>
             <w:rFonts w:ascii="Times New Roman" w:hAnsi="Times New Roman" w:eastAsia="Times New Roman"/>
@@ -959,6 +999,96 @@
     </w:p>
     <w:p>
       <w:pPr>
+        <w:pStyle w:val="Heading2"/>
+      </w:pPr>
+      <w:r>
+        <w:t>2027 file watch</w:t>
+      </w:r>
+    </w:p>
+    <w:p>
+      <w:r>
+        <w:rPr>
+          <w:rFonts w:ascii="Times New Roman" w:hAnsi="Times New Roman" w:eastAsia="Times New Roman"/>
+          <w:b/>
+          <w:i w:val="0"/>
+          <w:sz w:val="22"/>
+        </w:rPr>
+        <w:t xml:space="preserve">Published: </w:t>
+      </w:r>
+      <w:r>
+        <w:rPr>
+          <w:rFonts w:ascii="Times New Roman" w:hAnsi="Times New Roman" w:eastAsia="Times New Roman"/>
+          <w:b w:val="0"/>
+          <w:i w:val="0"/>
+          <w:sz w:val="22"/>
+        </w:rPr>
+        <w:t>All three regular-session dates and the Council’s three-year programme are public.</w:t>
+      </w:r>
+    </w:p>
+    <w:p>
+      <w:r>
+        <w:rPr>
+          <w:rFonts w:ascii="Times New Roman" w:hAnsi="Times New Roman" w:eastAsia="Times New Roman"/>
+          <w:b/>
+          <w:i w:val="0"/>
+          <w:sz w:val="22"/>
+        </w:rPr>
+        <w:t xml:space="preserve">Expected next: </w:t>
+      </w:r>
+      <w:r>
+        <w:rPr>
+          <w:rFonts w:ascii="Times New Roman" w:hAnsi="Times New Roman" w:eastAsia="Times New Roman"/>
+          <w:b w:val="0"/>
+          <w:i w:val="0"/>
+          <w:sz w:val="22"/>
+        </w:rPr>
+        <w:t>Session programmes, mandated reports, draft-resolution consultations and issue-specific calls for input.</w:t>
+      </w:r>
+    </w:p>
+    <w:p>
+      <w:r>
+        <w:rPr>
+          <w:rFonts w:ascii="Times New Roman" w:hAnsi="Times New Roman" w:eastAsia="Times New Roman"/>
+          <w:b/>
+          <w:i w:val="0"/>
+          <w:sz w:val="22"/>
+        </w:rPr>
+        <w:t xml:space="preserve">Official page: </w:t>
+      </w:r>
+      <w:hyperlink r:id="rId15">
+        <w:r>
+          <w:rPr>
+            <w:rFonts w:ascii="Times New Roman" w:hAnsi="Times New Roman" w:eastAsia="Times New Roman"/>
+            <w:sz w:val="22"/>
+            <w:color w:val="0563C1"/>
+            <w:u w:val="single"/>
+          </w:rPr>
+          <w:t>HRC session pages</w:t>
+        </w:r>
+      </w:hyperlink>
+    </w:p>
+    <w:p>
+      <w:r>
+        <w:rPr>
+          <w:rFonts w:ascii="Times New Roman" w:hAnsi="Times New Roman" w:eastAsia="Times New Roman"/>
+          <w:b/>
+          <w:i w:val="0"/>
+          <w:sz w:val="22"/>
+        </w:rPr>
+        <w:t xml:space="preserve">Practical route: </w:t>
+      </w:r>
+      <w:r>
+        <w:rPr>
+          <w:rFonts w:ascii="Times New Roman" w:hAnsi="Times New Roman" w:eastAsia="Times New Roman"/>
+          <w:b w:val="0"/>
+          <w:i w:val="0"/>
+          <w:sz w:val="22"/>
+        </w:rPr>
+        <w:t>Use your country’s Permanent Mission in Geneva for delegation and resolution work; follow each separate OHCHR call for its own eligibility rules.</w:t>
+      </w:r>
+    </w:p>
+    <w:p>
+      <w:pPr>
         <w:pStyle w:val="Heading1"/>
       </w:pPr>
       <w:r>
@@ -1087,7 +1217,7 @@
       <w:pPr>
         <w:pStyle w:val="ListBullet"/>
       </w:pPr>
-      <w:hyperlink r:id="rId17">
+      <w:hyperlink r:id="rId18">
         <w:r>
           <w:rPr>
             <w:rFonts w:ascii="Times New Roman" w:hAnsi="Times New Roman" w:eastAsia="Times New Roman"/>
@@ -1112,7 +1242,7 @@
       <w:pPr>
         <w:pStyle w:val="ListBullet"/>
       </w:pPr>
-      <w:hyperlink r:id="rId18">
+      <w:hyperlink r:id="rId19">
         <w:r>
           <w:rPr>
             <w:rFonts w:ascii="Times New Roman" w:hAnsi="Times New Roman" w:eastAsia="Times New Roman"/>
@@ -1154,7 +1284,7 @@
         </w:rPr>
         <w:t xml:space="preserve">Rolling — </w:t>
       </w:r>
-      <w:hyperlink r:id="rId12">
+      <w:hyperlink r:id="rId13">
         <w:r>
           <w:rPr>
             <w:rFonts w:ascii="Times New Roman" w:hAnsi="Times New Roman" w:eastAsia="Times New Roman"/>
@@ -1173,6 +1303,40 @@
           <w:sz w:val="22"/>
         </w:rPr>
         <w:t>: Use the programme and its supplementary information to identify the session number, mandated reports, panels, interactive dialogues, annual thematic meetings and recurring files already scheduled for 2026–2028.</w:t>
+      </w:r>
+    </w:p>
+    <w:p>
+      <w:pPr>
+        <w:pStyle w:val="ListBullet"/>
+      </w:pPr>
+      <w:r>
+        <w:rPr>
+          <w:rFonts w:ascii="Times New Roman" w:hAnsi="Times New Roman" w:eastAsia="Times New Roman"/>
+          <w:b/>
+          <w:i w:val="0"/>
+          <w:sz w:val="22"/>
+        </w:rPr>
+        <w:t xml:space="preserve">Rolling · deadline-specific — </w:t>
+      </w:r>
+      <w:hyperlink r:id="rId9">
+        <w:r>
+          <w:rPr>
+            <w:rFonts w:ascii="Times New Roman" w:hAnsi="Times New Roman" w:eastAsia="Times New Roman"/>
+            <w:sz w:val="22"/>
+            <w:color w:val="0563C1"/>
+            <w:u w:val="single"/>
+          </w:rPr>
+          <w:t>OHCHR calls for input</w:t>
+        </w:r>
+      </w:hyperlink>
+      <w:r>
+        <w:rPr>
+          <w:rFonts w:ascii="Times New Roman" w:hAnsi="Times New Roman" w:eastAsia="Times New Roman"/>
+          <w:b w:val="0"/>
+          <w:i w:val="0"/>
+          <w:sz w:val="22"/>
+        </w:rPr>
+        <w:t>: Search for a call linked to a named Special Procedure or report, then check the questions, eligible contributors, confidentiality terms and deadline. This is a separate written-input route and does not require participation through a national delegation unless the call says otherwise.</w:t>
       </w:r>
     </w:p>
     <w:p>
@@ -1220,7 +1384,7 @@
         </w:rPr>
         <w:t xml:space="preserve">When the session page opens — </w:t>
       </w:r>
-      <w:hyperlink r:id="rId19">
+      <w:hyperlink r:id="rId20">
         <w:r>
           <w:rPr>
             <w:rFonts w:ascii="Times New Roman" w:hAnsi="Times New Roman" w:eastAsia="Times New Roman"/>
@@ -1254,7 +1418,7 @@
         </w:rPr>
         <w:t xml:space="preserve">During the session — </w:t>
       </w:r>
-      <w:hyperlink r:id="rId14">
+      <w:hyperlink r:id="rId15">
         <w:r>
           <w:rPr>
             <w:rFonts w:ascii="Times New Roman" w:hAnsi="Times New Roman" w:eastAsia="Times New Roman"/>
@@ -1325,7 +1489,7 @@
         </w:rPr>
         <w:t xml:space="preserve">Statement — </w:t>
       </w:r>
-      <w:hyperlink r:id="rId20">
+      <w:hyperlink r:id="rId21">
         <w:r>
           <w:rPr>
             <w:rFonts w:ascii="Times New Roman" w:hAnsi="Times New Roman" w:eastAsia="Times New Roman"/>
@@ -1405,7 +1569,7 @@
         </w:rPr>
         <w:t xml:space="preserve">OHCHR Child and Youth Rights Unit · youth-rights and HRC participation enquiries — </w:t>
       </w:r>
-      <w:hyperlink r:id="rId21">
+      <w:hyperlink r:id="rId22">
         <w:r>
           <w:rPr>
             <w:rFonts w:ascii="Times New Roman" w:hAnsi="Times New Roman" w:eastAsia="Times New Roman"/>
@@ -1439,7 +1603,7 @@
         </w:rPr>
         <w:t xml:space="preserve">HRC Secretariat · correspondence and extranet — </w:t>
       </w:r>
-      <w:hyperlink r:id="rId22">
+      <w:hyperlink r:id="rId23">
         <w:r>
           <w:rPr>
             <w:rFonts w:ascii="Times New Roman" w:hAnsi="Times New Roman" w:eastAsia="Times New Roman"/>
@@ -1473,7 +1637,7 @@
         </w:rPr>
         <w:t xml:space="preserve">HRC Secretariat · resolutions processing — </w:t>
       </w:r>
-      <w:hyperlink r:id="rId23">
+      <w:hyperlink r:id="rId24">
         <w:r>
           <w:rPr>
             <w:rFonts w:ascii="Times New Roman" w:hAnsi="Times New Roman" w:eastAsia="Times New Roman"/>
@@ -1507,7 +1671,7 @@
         </w:rPr>
         <w:t xml:space="preserve">Former Austrian UN Youth Delegate · peer contact on UNYD participation and youth-rights coordination — </w:t>
       </w:r>
-      <w:hyperlink r:id="rId24">
+      <w:hyperlink r:id="rId25">
         <w:r>
           <w:rPr>
             <w:rFonts w:ascii="Times New Roman" w:hAnsi="Times New Roman" w:eastAsia="Times New Roman"/>
@@ -1549,7 +1713,7 @@
         </w:rPr>
         <w:t xml:space="preserve">General youth-affairs and meaningful-participation enquiries — </w:t>
       </w:r>
-      <w:hyperlink r:id="rId25">
+      <w:hyperlink r:id="rId26">
         <w:r>
           <w:rPr>
             <w:rFonts w:ascii="Times New Roman" w:hAnsi="Times New Roman" w:eastAsia="Times New Roman"/>
@@ -1583,7 +1747,7 @@
         </w:rPr>
         <w:t xml:space="preserve">UN Youth Delegate Programme and UN youth-system routing — </w:t>
       </w:r>
-      <w:hyperlink r:id="rId26">
+      <w:hyperlink r:id="rId27">
         <w:r>
           <w:rPr>
             <w:rFonts w:ascii="Times New Roman" w:hAnsi="Times New Roman" w:eastAsia="Times New Roman"/>
@@ -1617,7 +1781,7 @@
         </w:rPr>
         <w:t xml:space="preserve">Peer-run coordination mailbox for current UN Youth Delegates — </w:t>
       </w:r>
-      <w:hyperlink r:id="rId27">
+      <w:hyperlink r:id="rId28">
         <w:r>
           <w:rPr>
             <w:rFonts w:ascii="Times New Roman" w:hAnsi="Times New Roman" w:eastAsia="Times New Roman"/>
@@ -1641,7 +1805,7 @@
       <w:pPr>
         <w:pStyle w:val="ListBullet"/>
       </w:pPr>
-      <w:hyperlink r:id="rId14">
+      <w:hyperlink r:id="rId15">
         <w:r>
           <w:rPr>
             <w:rFonts w:ascii="Times New Roman" w:hAnsi="Times New Roman" w:eastAsia="Times New Roman"/>
@@ -1657,7 +1821,7 @@
       <w:pPr>
         <w:pStyle w:val="ListBullet"/>
       </w:pPr>
-      <w:hyperlink r:id="rId12">
+      <w:hyperlink r:id="rId13">
         <w:r>
           <w:rPr>
             <w:rFonts w:ascii="Times New Roman" w:hAnsi="Times New Roman" w:eastAsia="Times New Roman"/>
@@ -1673,7 +1837,23 @@
       <w:pPr>
         <w:pStyle w:val="ListBullet"/>
       </w:pPr>
-      <w:hyperlink r:id="rId28">
+      <w:hyperlink r:id="rId9">
+        <w:r>
+          <w:rPr>
+            <w:rFonts w:ascii="Times New Roman" w:hAnsi="Times New Roman" w:eastAsia="Times New Roman"/>
+            <w:sz w:val="22"/>
+            <w:color w:val="0563C1"/>
+            <w:u w:val="single"/>
+          </w:rPr>
+          <w:t>OHCHR calls for input</w:t>
+        </w:r>
+      </w:hyperlink>
+    </w:p>
+    <w:p>
+      <w:pPr>
+        <w:pStyle w:val="ListBullet"/>
+      </w:pPr>
+      <w:hyperlink r:id="rId29">
         <w:r>
           <w:rPr>
             <w:rFonts w:ascii="Times New Roman" w:hAnsi="Times New Roman" w:eastAsia="Times New Roman"/>
@@ -1689,7 +1869,7 @@
       <w:pPr>
         <w:pStyle w:val="ListBullet"/>
       </w:pPr>
-      <w:hyperlink r:id="rId11">
+      <w:hyperlink r:id="rId12">
         <w:r>
           <w:rPr>
             <w:rFonts w:ascii="Times New Roman" w:hAnsi="Times New Roman" w:eastAsia="Times New Roman"/>
@@ -1705,7 +1885,7 @@
       <w:pPr>
         <w:pStyle w:val="ListBullet"/>
       </w:pPr>
-      <w:hyperlink r:id="rId29">
+      <w:hyperlink r:id="rId30">
         <w:r>
           <w:rPr>
             <w:rFonts w:ascii="Times New Roman" w:hAnsi="Times New Roman" w:eastAsia="Times New Roman"/>
@@ -1721,7 +1901,7 @@
       <w:pPr>
         <w:pStyle w:val="ListBullet"/>
       </w:pPr>
-      <w:hyperlink r:id="rId15">
+      <w:hyperlink r:id="rId16">
         <w:r>
           <w:rPr>
             <w:rFonts w:ascii="Times New Roman" w:hAnsi="Times New Roman" w:eastAsia="Times New Roman"/>
@@ -1737,7 +1917,7 @@
       <w:pPr>
         <w:pStyle w:val="ListBullet"/>
       </w:pPr>
-      <w:hyperlink r:id="rId10">
+      <w:hyperlink r:id="rId11">
         <w:r>
           <w:rPr>
             <w:rFonts w:ascii="Times New Roman" w:hAnsi="Times New Roman" w:eastAsia="Times New Roman"/>
@@ -1753,7 +1933,7 @@
       <w:pPr>
         <w:pStyle w:val="ListBullet"/>
       </w:pPr>
-      <w:hyperlink r:id="rId19">
+      <w:hyperlink r:id="rId20">
         <w:r>
           <w:rPr>
             <w:rFonts w:ascii="Times New Roman" w:hAnsi="Times New Roman" w:eastAsia="Times New Roman"/>
@@ -1769,7 +1949,7 @@
       <w:pPr>
         <w:pStyle w:val="ListBullet"/>
       </w:pPr>
-      <w:hyperlink r:id="rId30">
+      <w:hyperlink r:id="rId31">
         <w:r>
           <w:rPr>
             <w:rFonts w:ascii="Times New Roman" w:hAnsi="Times New Roman" w:eastAsia="Times New Roman"/>

--- a/public/downloads/process-briefs/hrc-prose-brief.docx
+++ b/public/downloads/process-briefs/hrc-prose-brief.docx
@@ -53,7 +53,7 @@
           <w:i w:val="0"/>
           <w:sz w:val="22"/>
         </w:rPr>
-        <w:t>24 February–2 April · 14 June–9 July · 6 September–8 October 2027</w:t>
+        <w:t>22 February–2 April · 14 June–9 July · 6 September–8 October 2027</w:t>
       </w:r>
     </w:p>
     <w:p>
@@ -93,7 +93,7 @@
           <w:i w:val="0"/>
           <w:sz w:val="22"/>
         </w:rPr>
-        <w:t>28 August 2026</w:t>
+        <w:t>29 August 2026</w:t>
       </w:r>
     </w:p>
     <w:p>
@@ -223,46 +223,6 @@
       </w:r>
     </w:p>
     <w:p>
-      <w:hyperlink r:id="rId9">
-        <w:r>
-          <w:rPr>
-            <w:rFonts w:ascii="Times New Roman" w:hAnsi="Times New Roman" w:eastAsia="Times New Roman"/>
-            <w:sz w:val="22"/>
-            <w:color w:val="0563C1"/>
-            <w:u w:val="single"/>
-          </w:rPr>
-          <w:t>OHCHR calls for input</w:t>
-        </w:r>
-      </w:hyperlink>
-      <w:r>
-        <w:rPr>
-          <w:rFonts w:ascii="Times New Roman" w:hAnsi="Times New Roman" w:eastAsia="Times New Roman"/>
-          <w:b/>
-          <w:i w:val="0"/>
-          <w:sz w:val="22"/>
-        </w:rPr>
-        <w:t xml:space="preserve"> — Rolling deadlines · mechanism-specific</w:t>
-      </w:r>
-      <w:r>
-        <w:rPr>
-          <w:rFonts w:ascii="Times New Roman" w:hAnsi="Times New Roman" w:eastAsia="Times New Roman"/>
-          <w:b w:val="0"/>
-          <w:i w:val="0"/>
-          <w:sz w:val="22"/>
-        </w:rPr>
-        <w:t>. Special Procedures and other mechanisms publish calls that identify the report, questions, eligible contributors and deadline. This is a separate written-input route, not participation through a national delegation; eligibility and confidentiality must be checked in each call.</w:t>
-      </w:r>
-      <w:r>
-        <w:rPr>
-          <w:rFonts w:ascii="Times New Roman" w:hAnsi="Times New Roman" w:eastAsia="Times New Roman"/>
-          <w:b w:val="0"/>
-          <w:i/>
-          <w:sz w:val="22"/>
-        </w:rPr>
-        <w:t xml:space="preserve"> Status: Official rolling directory.</w:t>
-      </w:r>
-    </w:p>
-    <w:p>
       <w:r>
         <w:rPr>
           <w:rFonts w:ascii="Times New Roman" w:hAnsi="Times New Roman" w:eastAsia="Times New Roman"/>
@@ -308,7 +268,7 @@
         </w:rPr>
         <w:t xml:space="preserve"> </w:t>
       </w:r>
-      <w:hyperlink r:id="rId10">
+      <w:hyperlink r:id="rId9">
         <w:r>
           <w:rPr>
             <w:rFonts w:ascii="Times New Roman" w:hAnsi="Times New Roman" w:eastAsia="Times New Roman"/>
@@ -337,7 +297,7 @@
         </w:rPr>
         <w:t xml:space="preserve"> </w:t>
       </w:r>
-      <w:hyperlink r:id="rId11">
+      <w:hyperlink r:id="rId10">
         <w:r>
           <w:rPr>
             <w:rFonts w:ascii="Times New Roman" w:hAnsi="Times New Roman" w:eastAsia="Times New Roman"/>
@@ -404,7 +364,7 @@
         </w:rPr>
         <w:t xml:space="preserve"> </w:t>
       </w:r>
-      <w:hyperlink r:id="rId12">
+      <w:hyperlink r:id="rId11">
         <w:r>
           <w:rPr>
             <w:rFonts w:ascii="Times New Roman" w:hAnsi="Times New Roman" w:eastAsia="Times New Roman"/>
@@ -433,7 +393,7 @@
         </w:rPr>
         <w:t xml:space="preserve"> </w:t>
       </w:r>
-      <w:hyperlink r:id="rId13">
+      <w:hyperlink r:id="rId12">
         <w:r>
           <w:rPr>
             <w:rFonts w:ascii="Times New Roman" w:hAnsi="Times New Roman" w:eastAsia="Times New Roman"/>
@@ -500,7 +460,7 @@
         </w:rPr>
         <w:t xml:space="preserve"> </w:t>
       </w:r>
-      <w:hyperlink r:id="rId13">
+      <w:hyperlink r:id="rId12">
         <w:r>
           <w:rPr>
             <w:rFonts w:ascii="Times New Roman" w:hAnsi="Times New Roman" w:eastAsia="Times New Roman"/>
@@ -529,7 +489,7 @@
         </w:rPr>
         <w:t xml:space="preserve"> </w:t>
       </w:r>
-      <w:hyperlink r:id="rId14">
+      <w:hyperlink r:id="rId13">
         <w:r>
           <w:rPr>
             <w:rFonts w:ascii="Times New Roman" w:hAnsi="Times New Roman" w:eastAsia="Times New Roman"/>
@@ -596,7 +556,7 @@
         </w:rPr>
         <w:t xml:space="preserve"> </w:t>
       </w:r>
-      <w:hyperlink r:id="rId14">
+      <w:hyperlink r:id="rId13">
         <w:r>
           <w:rPr>
             <w:rFonts w:ascii="Times New Roman" w:hAnsi="Times New Roman" w:eastAsia="Times New Roman"/>
@@ -625,7 +585,7 @@
         </w:rPr>
         <w:t xml:space="preserve"> </w:t>
       </w:r>
-      <w:hyperlink r:id="rId15">
+      <w:hyperlink r:id="rId14">
         <w:r>
           <w:rPr>
             <w:rFonts w:ascii="Times New Roman" w:hAnsi="Times New Roman" w:eastAsia="Times New Roman"/>
@@ -692,7 +652,7 @@
         </w:rPr>
         <w:t xml:space="preserve"> </w:t>
       </w:r>
-      <w:hyperlink r:id="rId16">
+      <w:hyperlink r:id="rId15">
         <w:r>
           <w:rPr>
             <w:rFonts w:ascii="Times New Roman" w:hAnsi="Times New Roman" w:eastAsia="Times New Roman"/>
@@ -721,7 +681,7 @@
         </w:rPr>
         <w:t xml:space="preserve"> </w:t>
       </w:r>
-      <w:hyperlink r:id="rId17">
+      <w:hyperlink r:id="rId16">
         <w:r>
           <w:rPr>
             <w:rFonts w:ascii="Times New Roman" w:hAnsi="Times New Roman" w:eastAsia="Times New Roman"/>
@@ -834,7 +794,7 @@
           <w:i w:val="0"/>
           <w:sz w:val="22"/>
         </w:rPr>
-        <w:t xml:space="preserve">24 Feb–2 Apr — 64th regular session: </w:t>
+        <w:t xml:space="preserve">22 Feb–2 Apr — 64th regular session: </w:t>
       </w:r>
       <w:r>
         <w:rPr>
@@ -939,7 +899,7 @@
           <w:i w:val="0"/>
           <w:sz w:val="22"/>
         </w:rPr>
-        <w:t xml:space="preserve">HRC64 — 2027-02-24 to 2027-04-02: </w:t>
+        <w:t xml:space="preserve">HRC64 — 2027-02-22 to 2027-04-02: </w:t>
       </w:r>
       <w:r>
         <w:rPr>
@@ -948,7 +908,7 @@
           <w:i w:val="0"/>
           <w:sz w:val="22"/>
         </w:rPr>
-        <w:t>Official session dates: 24 February–2 April 2027. Status: official.</w:t>
+        <w:t>Official session dates: 22 February–2 April 2027. Status: official.</w:t>
       </w:r>
     </w:p>
     <w:p>
@@ -999,96 +959,6 @@
     </w:p>
     <w:p>
       <w:pPr>
-        <w:pStyle w:val="Heading2"/>
-      </w:pPr>
-      <w:r>
-        <w:t>2027 file watch</w:t>
-      </w:r>
-    </w:p>
-    <w:p>
-      <w:r>
-        <w:rPr>
-          <w:rFonts w:ascii="Times New Roman" w:hAnsi="Times New Roman" w:eastAsia="Times New Roman"/>
-          <w:b/>
-          <w:i w:val="0"/>
-          <w:sz w:val="22"/>
-        </w:rPr>
-        <w:t xml:space="preserve">Published: </w:t>
-      </w:r>
-      <w:r>
-        <w:rPr>
-          <w:rFonts w:ascii="Times New Roman" w:hAnsi="Times New Roman" w:eastAsia="Times New Roman"/>
-          <w:b w:val="0"/>
-          <w:i w:val="0"/>
-          <w:sz w:val="22"/>
-        </w:rPr>
-        <w:t>All three regular-session dates and the Council’s three-year programme are public.</w:t>
-      </w:r>
-    </w:p>
-    <w:p>
-      <w:r>
-        <w:rPr>
-          <w:rFonts w:ascii="Times New Roman" w:hAnsi="Times New Roman" w:eastAsia="Times New Roman"/>
-          <w:b/>
-          <w:i w:val="0"/>
-          <w:sz w:val="22"/>
-        </w:rPr>
-        <w:t xml:space="preserve">Expected next: </w:t>
-      </w:r>
-      <w:r>
-        <w:rPr>
-          <w:rFonts w:ascii="Times New Roman" w:hAnsi="Times New Roman" w:eastAsia="Times New Roman"/>
-          <w:b w:val="0"/>
-          <w:i w:val="0"/>
-          <w:sz w:val="22"/>
-        </w:rPr>
-        <w:t>Session programmes, mandated reports, draft-resolution consultations and issue-specific calls for input.</w:t>
-      </w:r>
-    </w:p>
-    <w:p>
-      <w:r>
-        <w:rPr>
-          <w:rFonts w:ascii="Times New Roman" w:hAnsi="Times New Roman" w:eastAsia="Times New Roman"/>
-          <w:b/>
-          <w:i w:val="0"/>
-          <w:sz w:val="22"/>
-        </w:rPr>
-        <w:t xml:space="preserve">Official page: </w:t>
-      </w:r>
-      <w:hyperlink r:id="rId15">
-        <w:r>
-          <w:rPr>
-            <w:rFonts w:ascii="Times New Roman" w:hAnsi="Times New Roman" w:eastAsia="Times New Roman"/>
-            <w:sz w:val="22"/>
-            <w:color w:val="0563C1"/>
-            <w:u w:val="single"/>
-          </w:rPr>
-          <w:t>HRC session pages</w:t>
-        </w:r>
-      </w:hyperlink>
-    </w:p>
-    <w:p>
-      <w:r>
-        <w:rPr>
-          <w:rFonts w:ascii="Times New Roman" w:hAnsi="Times New Roman" w:eastAsia="Times New Roman"/>
-          <w:b/>
-          <w:i w:val="0"/>
-          <w:sz w:val="22"/>
-        </w:rPr>
-        <w:t xml:space="preserve">Practical route: </w:t>
-      </w:r>
-      <w:r>
-        <w:rPr>
-          <w:rFonts w:ascii="Times New Roman" w:hAnsi="Times New Roman" w:eastAsia="Times New Roman"/>
-          <w:b w:val="0"/>
-          <w:i w:val="0"/>
-          <w:sz w:val="22"/>
-        </w:rPr>
-        <w:t>Use your country’s Permanent Mission in Geneva for delegation and resolution work; follow each separate OHCHR call for its own eligibility rules.</w:t>
-      </w:r>
-    </w:p>
-    <w:p>
-      <w:pPr>
         <w:pStyle w:val="Heading1"/>
       </w:pPr>
       <w:r>
@@ -1112,7 +982,7 @@
           <w:i w:val="0"/>
           <w:sz w:val="22"/>
         </w:rPr>
-        <w:t>Each regular session has a programme of work, mandated reports, interactive dialogues, panels and draft resolutions. The three-year programme is the best early-warning tool.</w:t>
+        <w:t>Each regular session has a programme of work, mandated reports, interactive dialogues, panels and draft resolutions. The three-year programme is the best early-warning tool; the live session page then becomes the operational source for the changing schedule, speaker registration and resolution documents.</w:t>
       </w:r>
     </w:p>
     <w:p>
@@ -1148,7 +1018,7 @@
           <w:i w:val="0"/>
           <w:sz w:val="22"/>
         </w:rPr>
-        <w:t>Mandated annual or biennial panels, calls for input, country and thematic resolutions, and relevant special-procedure mandates.</w:t>
+        <w:t>The live session page: programme of work, SCHED or session calendar, speakers lists, A–Z guide, zero drafts, draft resolutions, revisions, programme-budget implications, recordings and webcasts. The programme can change during the session.</w:t>
       </w:r>
     </w:p>
     <w:p>
@@ -1162,7 +1032,49 @@
           <w:i w:val="0"/>
           <w:sz w:val="22"/>
         </w:rPr>
-        <w:t>Submission and speaking deadlines in the session’s practical information and A–Z guide.</w:t>
+        <w:t>The exact speaking format. Interactive dialogues respond to a mandate holder or report, general debates address an agenda item, and panel discussions have their own registration procedure; the Mission must check the current speaker-list rules and limits.</w:t>
+      </w:r>
+    </w:p>
+    <w:p>
+      <w:pPr>
+        <w:pStyle w:val="ListBullet"/>
+      </w:pPr>
+      <w:r>
+        <w:rPr>
+          <w:rFonts w:ascii="Times New Roman" w:hAnsi="Times New Roman" w:eastAsia="Times New Roman"/>
+          <w:b w:val="0"/>
+          <w:i w:val="0"/>
+          <w:sz w:val="22"/>
+        </w:rPr>
+        <w:t>To forecast recurring resolutions, compare the same seasonal session in the previous one to three years, identify the recurring sponsor or core group, and ask when the zero draft and informal consultations are expected.</w:t>
+      </w:r>
+    </w:p>
+    <w:p>
+      <w:pPr>
+        <w:pStyle w:val="ListBullet"/>
+      </w:pPr>
+      <w:r>
+        <w:rPr>
+          <w:rFonts w:ascii="Times New Roman" w:hAnsi="Times New Roman" w:eastAsia="Times New Roman"/>
+          <w:b w:val="0"/>
+          <w:i w:val="0"/>
+          <w:sz w:val="22"/>
+        </w:rPr>
+        <w:t>The resolution sequence: zero draft, informal consultations and paragraph-by-paragraph readings, revisions, bilateral work with the penholder or core group, tabling under an A/HRC/…/L… symbol, amendments or programme-budget implications, and final action.</w:t>
+      </w:r>
+    </w:p>
+    <w:p>
+      <w:pPr>
+        <w:pStyle w:val="ListBullet"/>
+      </w:pPr>
+      <w:r>
+        <w:rPr>
+          <w:rFonts w:ascii="Times New Roman" w:hAnsi="Times New Roman" w:eastAsia="Times New Roman"/>
+          <w:b w:val="0"/>
+          <w:i w:val="0"/>
+          <w:sz w:val="22"/>
+        </w:rPr>
+        <w:t>The current A–Z guide or Secretariat notice for the actual tabling and action deadlines. Observer delegations can engage in informals and sponsor drafts, but only the Council’s 47 members take part in voting and action.</w:t>
       </w:r>
     </w:p>
     <w:p>
@@ -1182,7 +1094,7 @@
           <w:i w:val="0"/>
           <w:sz w:val="22"/>
         </w:rPr>
-        <w:t>Aim to contact your country’s Permanent Mission in Geneva around eight weeks before the relevant session. Name the exact report, panel, dialogue or resolution and then follow the session-specific speaker, submission and consultation deadlines.</w:t>
+        <w:t>Aim to contact your country’s Permanent Mission in Geneva around eight weeks before the relevant session. Name the exact report, panel, dialogue or resolution; ask whether the country sponsored or co-sponsored the previous iteration, because previous co-sponsors may receive pre-zero-draft text or invitations to co-sponsor meetings.</w:t>
       </w:r>
     </w:p>
     <w:p>
@@ -1202,7 +1114,7 @@
           <w:i w:val="0"/>
           <w:sz w:val="22"/>
         </w:rPr>
-        <w:t>Begin with the human-rights team at your country’s Permanent Mission in Geneva. Use the agenda and reports to make a concrete request rather than asking generally how to participate in the Council.</w:t>
+        <w:t>Begin with the human-rights team at your country’s Permanent Mission in Geneva. In an informal consultation, useful input means clause-specific wording stated in the room and then sent in writing to the penholder or core group through the national delegation.</w:t>
       </w:r>
     </w:p>
     <w:p>
@@ -1217,7 +1129,7 @@
       <w:pPr>
         <w:pStyle w:val="ListBullet"/>
       </w:pPr>
-      <w:hyperlink r:id="rId18">
+      <w:hyperlink r:id="rId17">
         <w:r>
           <w:rPr>
             <w:rFonts w:ascii="Times New Roman" w:hAnsi="Times New Roman" w:eastAsia="Times New Roman"/>
@@ -1242,7 +1154,7 @@
       <w:pPr>
         <w:pStyle w:val="ListBullet"/>
       </w:pPr>
-      <w:hyperlink r:id="rId19">
+      <w:hyperlink r:id="rId18">
         <w:r>
           <w:rPr>
             <w:rFonts w:ascii="Times New Roman" w:hAnsi="Times New Roman" w:eastAsia="Times New Roman"/>
@@ -1261,6 +1173,31 @@
           <w:sz w:val="22"/>
         </w:rPr>
         <w:t>: Slides 16–28 show recurring resolutions, drafting roles, the Youth Resolution sequence, agreed language and markup notation.</w:t>
+      </w:r>
+    </w:p>
+    <w:p>
+      <w:pPr>
+        <w:pStyle w:val="ListBullet"/>
+      </w:pPr>
+      <w:hyperlink r:id="rId19">
+        <w:r>
+          <w:rPr>
+            <w:rFonts w:ascii="Times New Roman" w:hAnsi="Times New Roman" w:eastAsia="Times New Roman"/>
+            <w:sz w:val="22"/>
+            <w:color w:val="0563C1"/>
+            <w:u w:val="single"/>
+          </w:rPr>
+          <w:t>HRC 2027 recurring-resolution forecast (.xlsx)</w:t>
+        </w:r>
+      </w:hyperlink>
+      <w:r>
+        <w:rPr>
+          <w:rFonts w:ascii="Times New Roman" w:hAnsi="Times New Roman" w:eastAsia="Times New Roman"/>
+          <w:b w:val="0"/>
+          <w:i w:val="0"/>
+          <w:sz w:val="22"/>
+        </w:rPr>
+        <w:t>: Dated 29 August 2026. This is a first research attempt to forecast recurring HRC files, not an official or continuously updated forecast; re-check it against the live session pages.</w:t>
       </w:r>
     </w:p>
     <w:p>
@@ -1284,7 +1221,7 @@
         </w:rPr>
         <w:t xml:space="preserve">Rolling — </w:t>
       </w:r>
-      <w:hyperlink r:id="rId13">
+      <w:hyperlink r:id="rId12">
         <w:r>
           <w:rPr>
             <w:rFonts w:ascii="Times New Roman" w:hAnsi="Times New Roman" w:eastAsia="Times New Roman"/>
@@ -1316,40 +1253,6 @@
           <w:i w:val="0"/>
           <w:sz w:val="22"/>
         </w:rPr>
-        <w:t xml:space="preserve">Rolling · deadline-specific — </w:t>
-      </w:r>
-      <w:hyperlink r:id="rId9">
-        <w:r>
-          <w:rPr>
-            <w:rFonts w:ascii="Times New Roman" w:hAnsi="Times New Roman" w:eastAsia="Times New Roman"/>
-            <w:sz w:val="22"/>
-            <w:color w:val="0563C1"/>
-            <w:u w:val="single"/>
-          </w:rPr>
-          <w:t>OHCHR calls for input</w:t>
-        </w:r>
-      </w:hyperlink>
-      <w:r>
-        <w:rPr>
-          <w:rFonts w:ascii="Times New Roman" w:hAnsi="Times New Roman" w:eastAsia="Times New Roman"/>
-          <w:b w:val="0"/>
-          <w:i w:val="0"/>
-          <w:sz w:val="22"/>
-        </w:rPr>
-        <w:t>: Search for a call linked to a named Special Procedure or report, then check the questions, eligible contributors, confidentiality terms and deadline. This is a separate written-input route and does not require participation through a national delegation unless the call says otherwise.</w:t>
-      </w:r>
-    </w:p>
-    <w:p>
-      <w:pPr>
-        <w:pStyle w:val="ListBullet"/>
-      </w:pPr>
-      <w:r>
-        <w:rPr>
-          <w:rFonts w:ascii="Times New Roman" w:hAnsi="Times New Roman" w:eastAsia="Times New Roman"/>
-          <w:b/>
-          <w:i w:val="0"/>
-          <w:sz w:val="22"/>
-        </w:rPr>
         <w:t xml:space="preserve">Around 8 weeks before — </w:t>
       </w:r>
       <w:r>
@@ -1368,7 +1271,7 @@
           <w:i w:val="0"/>
           <w:sz w:val="22"/>
         </w:rPr>
-        <w:t>: Name the exact agenda item, report, panel or resolution. Ask about delegation accreditation, speaker registration, the country’s sponsor or co-sponsor role and the national delegation’s internal deadline for text input.</w:t>
+        <w:t>: Name the exact agenda item, report, panel or resolution. Ask about accreditation, the speaking or submission route, the country’s previous sponsor or co-sponsor role and the national delegation’s internal deadline for text input.</w:t>
       </w:r>
     </w:p>
     <w:p>
@@ -1384,7 +1287,7 @@
         </w:rPr>
         <w:t xml:space="preserve">When the session page opens — </w:t>
       </w:r>
-      <w:hyperlink r:id="rId20">
+      <w:hyperlink r:id="rId14">
         <w:r>
           <w:rPr>
             <w:rFonts w:ascii="Times New Roman" w:hAnsi="Times New Roman" w:eastAsia="Times New Roman"/>
@@ -1392,7 +1295,7 @@
             <w:color w:val="0563C1"/>
             <w:u w:val="single"/>
           </w:rPr>
-          <w:t>Session programme and practical information</w:t>
+          <w:t>Use the session page as the operational hub</w:t>
         </w:r>
       </w:hyperlink>
       <w:r>
@@ -1402,7 +1305,41 @@
           <w:i w:val="0"/>
           <w:sz w:val="22"/>
         </w:rPr>
-        <w:t>: Check the programme of work, mandated reports, speaker-list procedures, written or video submission rules and session-specific deadlines. These operational details are published per session, not by one fixed annual rule.</w:t>
+        <w:t>: Check the changing programme, SCHED or session calendar, speaker lists, A–Z guide, reports, zero drafts, draft resolutions, revisions, programme-budget implications, recordings and webcasts. Interactive dialogues, general debates and panel discussions use different registration procedures.</w:t>
+      </w:r>
+    </w:p>
+    <w:p>
+      <w:pPr>
+        <w:pStyle w:val="ListBullet"/>
+      </w:pPr>
+      <w:r>
+        <w:rPr>
+          <w:rFonts w:ascii="Times New Roman" w:hAnsi="Times New Roman" w:eastAsia="Times New Roman"/>
+          <w:b/>
+          <w:i w:val="0"/>
+          <w:sz w:val="22"/>
+        </w:rPr>
+        <w:t xml:space="preserve">Before drafting starts — </w:t>
+      </w:r>
+      <w:hyperlink r:id="rId19">
+        <w:r>
+          <w:rPr>
+            <w:rFonts w:ascii="Times New Roman" w:hAnsi="Times New Roman" w:eastAsia="Times New Roman"/>
+            <w:sz w:val="22"/>
+            <w:color w:val="0563C1"/>
+            <w:u w:val="single"/>
+          </w:rPr>
+          <w:t>Check whether the resolution file recurs</w:t>
+        </w:r>
+      </w:hyperlink>
+      <w:r>
+        <w:rPr>
+          <w:rFonts w:ascii="Times New Roman" w:hAnsi="Times New Roman" w:eastAsia="Times New Roman"/>
+          <w:b w:val="0"/>
+          <w:i w:val="0"/>
+          <w:sz w:val="22"/>
+        </w:rPr>
+        <w:t>: Compare the same seasonal session in the previous one to three years, identify the recurring sponsor or core group, and ask when the zero draft and informal consultations are expected.</w:t>
       </w:r>
     </w:p>
     <w:p>
@@ -1418,7 +1355,7 @@
         </w:rPr>
         <w:t xml:space="preserve">During the session — </w:t>
       </w:r>
-      <w:hyperlink r:id="rId15">
+      <w:hyperlink r:id="rId20">
         <w:r>
           <w:rPr>
             <w:rFonts w:ascii="Times New Roman" w:hAnsi="Times New Roman" w:eastAsia="Times New Roman"/>
@@ -1426,7 +1363,7 @@
             <w:color w:val="0563C1"/>
             <w:u w:val="single"/>
           </w:rPr>
-          <w:t>Interactive dialogues, panels and informal consultations</w:t>
+          <w:t>Follow the resolution from zero draft to action</w:t>
         </w:r>
       </w:hyperlink>
       <w:r>
@@ -1436,7 +1373,39 @@
           <w:i w:val="0"/>
           <w:sz w:val="22"/>
         </w:rPr>
-        <w:t>: Follow the selected agenda item and any consultations on a named draft resolution. The final week is normally when the Council takes action on draft texts.</w:t>
+        <w:t>: Track the zero draft, paragraph-by-paragraph informal consultations, revised drafts, bilateral work, the A/HRC/…/L… document, amendments and programme-budget implications. Present clause-specific wording and send it in writing through the national delegation; obtain the live tabling and action deadlines from the current A–Z guide or Secretariat notice.</w:t>
+      </w:r>
+    </w:p>
+    <w:p>
+      <w:pPr>
+        <w:pStyle w:val="ListBullet"/>
+      </w:pPr>
+      <w:r>
+        <w:rPr>
+          <w:rFonts w:ascii="Times New Roman" w:hAnsi="Times New Roman" w:eastAsia="Times New Roman"/>
+          <w:b/>
+          <w:i w:val="0"/>
+          <w:sz w:val="22"/>
+        </w:rPr>
+        <w:t xml:space="preserve">At action — </w:t>
+      </w:r>
+      <w:r>
+        <w:rPr>
+          <w:rFonts w:ascii="Times New Roman" w:hAnsi="Times New Roman" w:eastAsia="Times New Roman"/>
+          <w:b/>
+          <w:i w:val="0"/>
+          <w:sz w:val="22"/>
+        </w:rPr>
+        <w:t>Check the national delegation’s formal role</w:t>
+      </w:r>
+      <w:r>
+        <w:rPr>
+          <w:rFonts w:ascii="Times New Roman" w:hAnsi="Times New Roman" w:eastAsia="Times New Roman"/>
+          <w:b w:val="0"/>
+          <w:i w:val="0"/>
+          <w:sz w:val="22"/>
+        </w:rPr>
+        <w:t>: All delegations can engage in public informals, and observer States may sponsor and introduce drafts, but only the Council’s 47 members participate in voting and formal action.</w:t>
       </w:r>
     </w:p>
     <w:p>
@@ -1459,7 +1428,7 @@
           <w:i w:val="0"/>
           <w:sz w:val="22"/>
         </w:rPr>
-        <w:t>Mandated follow-up</w:t>
+        <w:t>Trace the next mandated opening</w:t>
       </w:r>
       <w:r>
         <w:rPr>
@@ -1468,7 +1437,7 @@
           <w:i w:val="0"/>
           <w:sz w:val="22"/>
         </w:rPr>
-        <w:t>: Read the adopted text for requested reports, studies, panels, calls for input and the session at which the issue returns. Those mandates determine whether there is a concrete next opening.</w:t>
+        <w:t>: Read the adopted operative paragraphs for the next report, panel, study, consultation, call for input or return session, and add that concrete follow-up to the process watch.</w:t>
       </w:r>
     </w:p>
     <w:p>
@@ -1805,7 +1774,7 @@
       <w:pPr>
         <w:pStyle w:val="ListBullet"/>
       </w:pPr>
-      <w:hyperlink r:id="rId15">
+      <w:hyperlink r:id="rId14">
         <w:r>
           <w:rPr>
             <w:rFonts w:ascii="Times New Roman" w:hAnsi="Times New Roman" w:eastAsia="Times New Roman"/>
@@ -1821,7 +1790,7 @@
       <w:pPr>
         <w:pStyle w:val="ListBullet"/>
       </w:pPr>
-      <w:hyperlink r:id="rId13">
+      <w:hyperlink r:id="rId12">
         <w:r>
           <w:rPr>
             <w:rFonts w:ascii="Times New Roman" w:hAnsi="Times New Roman" w:eastAsia="Times New Roman"/>
@@ -1830,22 +1799,6 @@
             <w:u w:val="single"/>
           </w:rPr>
           <w:t>Three-year programme of work</w:t>
-        </w:r>
-      </w:hyperlink>
-    </w:p>
-    <w:p>
-      <w:pPr>
-        <w:pStyle w:val="ListBullet"/>
-      </w:pPr>
-      <w:hyperlink r:id="rId9">
-        <w:r>
-          <w:rPr>
-            <w:rFonts w:ascii="Times New Roman" w:hAnsi="Times New Roman" w:eastAsia="Times New Roman"/>
-            <w:sz w:val="22"/>
-            <w:color w:val="0563C1"/>
-            <w:u w:val="single"/>
-          </w:rPr>
-          <w:t>OHCHR calls for input</w:t>
         </w:r>
       </w:hyperlink>
     </w:p>
@@ -1869,7 +1822,7 @@
       <w:pPr>
         <w:pStyle w:val="ListBullet"/>
       </w:pPr>
-      <w:hyperlink r:id="rId12">
+      <w:hyperlink r:id="rId11">
         <w:r>
           <w:rPr>
             <w:rFonts w:ascii="Times New Roman" w:hAnsi="Times New Roman" w:eastAsia="Times New Roman"/>
@@ -1901,7 +1854,7 @@
       <w:pPr>
         <w:pStyle w:val="ListBullet"/>
       </w:pPr>
-      <w:hyperlink r:id="rId16">
+      <w:hyperlink r:id="rId15">
         <w:r>
           <w:rPr>
             <w:rFonts w:ascii="Times New Roman" w:hAnsi="Times New Roman" w:eastAsia="Times New Roman"/>
@@ -1917,7 +1870,7 @@
       <w:pPr>
         <w:pStyle w:val="ListBullet"/>
       </w:pPr>
-      <w:hyperlink r:id="rId11">
+      <w:hyperlink r:id="rId10">
         <w:r>
           <w:rPr>
             <w:rFonts w:ascii="Times New Roman" w:hAnsi="Times New Roman" w:eastAsia="Times New Roman"/>
@@ -1958,6 +1911,22 @@
             <w:u w:val="single"/>
           </w:rPr>
           <w:t>HRC Secretariat directory</w:t>
+        </w:r>
+      </w:hyperlink>
+    </w:p>
+    <w:p>
+      <w:pPr>
+        <w:pStyle w:val="ListBullet"/>
+      </w:pPr>
+      <w:hyperlink r:id="rId32">
+        <w:r>
+          <w:rPr>
+            <w:rFonts w:ascii="Times New Roman" w:hAnsi="Times New Roman" w:eastAsia="Times New Roman"/>
+            <w:sz w:val="22"/>
+            <w:color w:val="0563C1"/>
+            <w:u w:val="single"/>
+          </w:rPr>
+          <w:t>Peacocks &amp; Procedure · public 2024 edition (independent guide)</w:t>
         </w:r>
       </w:hyperlink>
     </w:p>
